--- a/Журавлев РП.docx
+++ b/Журавлев РП.docx
@@ -2992,7 +2992,7 @@
           <w:ilvl w:val="0"/>
           <w:numId w:val="23"/>
         </w:numPr>
-        <w:ind w:left="0" w:firstLine="709"/>
+        <w:ind w:left="0" w:firstLine="851"/>
         <w:rPr>
           <w:rFonts w:cs="Times New Roman"/>
         </w:rPr>
@@ -3054,7 +3054,7 @@
           <w:ilvl w:val="0"/>
           <w:numId w:val="23"/>
         </w:numPr>
-        <w:ind w:left="0" w:firstLine="709"/>
+        <w:ind w:left="0" w:firstLine="851"/>
         <w:rPr>
           <w:rFonts w:cs="Times New Roman"/>
         </w:rPr>
@@ -3098,7 +3098,7 @@
           <w:ilvl w:val="0"/>
           <w:numId w:val="23"/>
         </w:numPr>
-        <w:ind w:left="0" w:firstLine="709"/>
+        <w:ind w:left="0" w:firstLine="851"/>
         <w:rPr>
           <w:rFonts w:cs="Times New Roman"/>
         </w:rPr>
@@ -3124,7 +3124,7 @@
           <w:ilvl w:val="0"/>
           <w:numId w:val="23"/>
         </w:numPr>
-        <w:ind w:left="0" w:firstLine="709"/>
+        <w:ind w:left="0" w:firstLine="851"/>
         <w:rPr>
           <w:rFonts w:cs="Times New Roman"/>
         </w:rPr>
@@ -3150,7 +3150,7 @@
           <w:ilvl w:val="0"/>
           <w:numId w:val="23"/>
         </w:numPr>
-        <w:ind w:left="0" w:firstLine="709"/>
+        <w:ind w:left="0" w:firstLine="851"/>
         <w:rPr>
           <w:rFonts w:cs="Times New Roman"/>
         </w:rPr>
@@ -3212,7 +3212,7 @@
           <w:ilvl w:val="0"/>
           <w:numId w:val="24"/>
         </w:numPr>
-        <w:ind w:left="0" w:firstLine="709"/>
+        <w:ind w:left="0" w:firstLine="851"/>
       </w:pPr>
       <w:r>
         <w:t>Кнопка «</w:t>
@@ -3247,7 +3247,7 @@
           <w:ilvl w:val="0"/>
           <w:numId w:val="24"/>
         </w:numPr>
-        <w:ind w:left="0" w:firstLine="709"/>
+        <w:ind w:left="0" w:firstLine="851"/>
       </w:pPr>
       <w:r>
         <w:t>Кнопка «</w:t>
@@ -3276,7 +3276,7 @@
           <w:ilvl w:val="0"/>
           <w:numId w:val="24"/>
         </w:numPr>
-        <w:ind w:left="0" w:firstLine="709"/>
+        <w:ind w:left="0" w:firstLine="851"/>
       </w:pPr>
       <w:r>
         <w:t>Кнопка «Правила игры»</w:t>
@@ -3299,7 +3299,7 @@
           <w:ilvl w:val="0"/>
           <w:numId w:val="24"/>
         </w:numPr>
-        <w:ind w:left="0" w:firstLine="709"/>
+        <w:ind w:left="0" w:firstLine="851"/>
       </w:pPr>
       <w:r>
         <w:t>Кнопка «Выход из игры»</w:t>
@@ -3331,7 +3331,7 @@
           <w:ilvl w:val="0"/>
           <w:numId w:val="24"/>
         </w:numPr>
-        <w:ind w:left="0" w:firstLine="709"/>
+        <w:ind w:left="0" w:firstLine="851"/>
       </w:pPr>
       <w:r>
         <w:t>постановка знаков в выбранную клетку</w:t>
@@ -3348,7 +3348,7 @@
           <w:ilvl w:val="0"/>
           <w:numId w:val="24"/>
         </w:numPr>
-        <w:ind w:left="0" w:firstLine="709"/>
+        <w:ind w:left="0" w:firstLine="851"/>
       </w:pPr>
       <w:r>
         <w:t>о</w:t>
@@ -3371,7 +3371,7 @@
           <w:ilvl w:val="0"/>
           <w:numId w:val="24"/>
         </w:numPr>
-        <w:ind w:left="0" w:firstLine="709"/>
+        <w:ind w:left="0" w:firstLine="851"/>
       </w:pPr>
       <w:r>
         <w:t>с</w:t>
@@ -3408,7 +3408,7 @@
           <w:ilvl w:val="0"/>
           <w:numId w:val="24"/>
         </w:numPr>
-        <w:ind w:left="0" w:firstLine="709"/>
+        <w:ind w:left="0" w:firstLine="851"/>
       </w:pPr>
       <w:r>
         <w:t>п</w:t>
@@ -3452,7 +3452,7 @@
           <w:ilvl w:val="0"/>
           <w:numId w:val="24"/>
         </w:numPr>
-        <w:ind w:left="0" w:firstLine="709"/>
+        <w:ind w:left="0" w:firstLine="851"/>
       </w:pPr>
       <w:r>
         <w:t>к</w:t>
@@ -3481,7 +3481,7 @@
           <w:ilvl w:val="0"/>
           <w:numId w:val="24"/>
         </w:numPr>
-        <w:ind w:left="0" w:firstLine="709"/>
+        <w:ind w:left="0" w:firstLine="851"/>
       </w:pPr>
       <w:r>
         <w:t>к</w:t>
@@ -3668,7 +3668,7 @@
           <w:tab w:val="clear" w:pos="2160"/>
           <w:tab w:val="num" w:pos="1985"/>
         </w:tabs>
-        <w:ind w:left="426" w:firstLine="283"/>
+        <w:ind w:left="0" w:firstLine="709"/>
       </w:pPr>
       <w:r>
         <w:t>отрисовка: интерфейс обновляется: на нажатой кнопке отображается символ игрока, сама кнопка блокируется, а также обновляются текстовые метки текущего хода и счета серии;</w:t>
@@ -4335,7 +4335,7 @@
           <w:ilvl w:val="0"/>
           <w:numId w:val="34"/>
         </w:numPr>
-        <w:ind w:left="0" w:firstLine="709"/>
+        <w:ind w:left="0" w:firstLine="851"/>
       </w:pPr>
       <w:r>
         <w:t>у</w:t>
@@ -4355,7 +4355,7 @@
           <w:ilvl w:val="0"/>
           <w:numId w:val="34"/>
         </w:numPr>
-        <w:ind w:left="0" w:firstLine="709"/>
+        <w:ind w:left="0" w:firstLine="851"/>
       </w:pPr>
       <w:r>
         <w:t>п</w:t>
@@ -4375,7 +4375,7 @@
           <w:ilvl w:val="0"/>
           <w:numId w:val="34"/>
         </w:numPr>
-        <w:ind w:left="0" w:firstLine="709"/>
+        <w:ind w:left="0" w:firstLine="851"/>
       </w:pPr>
       <w:r>
         <w:t>у</w:t>
@@ -4476,7 +4476,6 @@
     <w:p>
       <w:pPr>
         <w:spacing w:before="0"/>
-        <w:ind w:firstLine="709"/>
       </w:pPr>
       <w:r>
         <w:t>Не сохраняются рекорды: проверьте, не заблокирован ли доступ на запись в папку с игрой антивирусным ПО или правами администратора. Запустите игру от имени администратора или переместите папку с игрой в директорию пользователя.</w:t>
@@ -10359,12 +10358,6 @@
 </file>
 
 <file path=customXml/item1.xml><?xml version="1.0" encoding="utf-8"?>
-<p:properties xmlns:p="http://schemas.microsoft.com/office/2006/metadata/properties" xmlns:xsi="http://www.w3.org/2001/XMLSchema-instance" xmlns:pc="http://schemas.microsoft.com/office/infopath/2007/PartnerControls">
-  <documentManagement/>
-</p:properties>
-</file>
-
-<file path=customXml/item2.xml><?xml version="1.0" encoding="utf-8"?>
 <?mso-contentType ?>
 <FormTemplates xmlns="http://schemas.microsoft.com/sharepoint/v3/contenttype/forms">
   <Display>DocumentLibraryForm</Display>
@@ -10373,11 +10366,13 @@
 </FormTemplates>
 </file>
 
-<file path=customXml/item3.xml><?xml version="1.0" encoding="utf-8"?>
-<b:Sources xmlns:b="http://schemas.openxmlformats.org/officeDocument/2006/bibliography" xmlns="http://schemas.openxmlformats.org/officeDocument/2006/bibliography" SelectedStyle="\APASixthEditionOfficeOnline.xsl" StyleName="APA" Version="6"/>
+<file path=customXml/item2.xml><?xml version="1.0" encoding="utf-8"?>
+<p:properties xmlns:p="http://schemas.microsoft.com/office/2006/metadata/properties" xmlns:xsi="http://www.w3.org/2001/XMLSchema-instance" xmlns:pc="http://schemas.microsoft.com/office/infopath/2007/PartnerControls">
+  <documentManagement/>
+</p:properties>
 </file>
 
-<file path=customXml/item4.xml><?xml version="1.0" encoding="utf-8"?>
+<file path=customXml/item3.xml><?xml version="1.0" encoding="utf-8"?>
 <ct:contentTypeSchema xmlns:ct="http://schemas.microsoft.com/office/2006/metadata/contentType" xmlns:ma="http://schemas.microsoft.com/office/2006/metadata/properties/metaAttributes" ct:_="" ma:_="" ma:contentTypeName="Документ" ma:contentTypeID="0x010100895006E4339BF24CAA0F5B167E451061" ma:contentTypeVersion="11" ma:contentTypeDescription="Создание документа." ma:contentTypeScope="" ma:versionID="ee66b34cdb7d5be00a86ac9db559fc97">
   <xsd:schema xmlns:xsd="http://www.w3.org/2001/XMLSchema" xmlns:xs="http://www.w3.org/2001/XMLSchema" xmlns:p="http://schemas.microsoft.com/office/2006/metadata/properties" xmlns:ns3="a1eb269e-cbf3-465a-8e4a-8d42bc45f09f" xmlns:ns4="a042d032-8e16-4c5e-a37e-70d449039bd2" targetNamespace="http://schemas.microsoft.com/office/2006/metadata/properties" ma:root="true" ma:fieldsID="9831aabdbf23b96857ccdb3f4e1a7ec2" ns3:_="" ns4:_="">
     <xsd:import namespace="a1eb269e-cbf3-465a-8e4a-8d42bc45f09f"/>
@@ -10586,7 +10581,19 @@
 </ct:contentTypeSchema>
 </file>
 
+<file path=customXml/item4.xml><?xml version="1.0" encoding="utf-8"?>
+<b:Sources xmlns:b="http://schemas.openxmlformats.org/officeDocument/2006/bibliography" xmlns="http://schemas.openxmlformats.org/officeDocument/2006/bibliography" SelectedStyle="\APASixthEditionOfficeOnline.xsl" StyleName="APA" Version="6"/>
+</file>
+
 <file path=customXml/itemProps1.xml><?xml version="1.0" encoding="utf-8"?>
+<ds:datastoreItem xmlns:ds="http://schemas.openxmlformats.org/officeDocument/2006/customXml" ds:itemID="{C545EDB0-6DA9-4573-8FDA-4B7CDBF5EFD9}">
+  <ds:schemaRefs>
+    <ds:schemaRef ds:uri="http://schemas.microsoft.com/sharepoint/v3/contenttype/forms"/>
+  </ds:schemaRefs>
+</ds:datastoreItem>
+</file>
+
+<file path=customXml/itemProps2.xml><?xml version="1.0" encoding="utf-8"?>
 <ds:datastoreItem xmlns:ds="http://schemas.openxmlformats.org/officeDocument/2006/customXml" ds:itemID="{D1D02F96-5624-48FE-AB5F-467181C3EDC1}">
   <ds:schemaRefs>
     <ds:schemaRef ds:uri="http://schemas.microsoft.com/office/2006/metadata/properties"/>
@@ -10595,23 +10602,7 @@
 </ds:datastoreItem>
 </file>
 
-<file path=customXml/itemProps2.xml><?xml version="1.0" encoding="utf-8"?>
-<ds:datastoreItem xmlns:ds="http://schemas.openxmlformats.org/officeDocument/2006/customXml" ds:itemID="{C545EDB0-6DA9-4573-8FDA-4B7CDBF5EFD9}">
-  <ds:schemaRefs>
-    <ds:schemaRef ds:uri="http://schemas.microsoft.com/sharepoint/v3/contenttype/forms"/>
-  </ds:schemaRefs>
-</ds:datastoreItem>
-</file>
-
 <file path=customXml/itemProps3.xml><?xml version="1.0" encoding="utf-8"?>
-<ds:datastoreItem xmlns:ds="http://schemas.openxmlformats.org/officeDocument/2006/customXml" ds:itemID="{DD8E238A-7598-41DC-BFE7-4E68495022CC}">
-  <ds:schemaRefs>
-    <ds:schemaRef ds:uri="http://schemas.openxmlformats.org/officeDocument/2006/bibliography"/>
-  </ds:schemaRefs>
-</ds:datastoreItem>
-</file>
-
-<file path=customXml/itemProps4.xml><?xml version="1.0" encoding="utf-8"?>
 <ds:datastoreItem xmlns:ds="http://schemas.openxmlformats.org/officeDocument/2006/customXml" ds:itemID="{BE06CD11-97E7-4DA4-A1E7-C20845DD652C}">
   <ds:schemaRefs>
     <ds:schemaRef ds:uri="http://schemas.microsoft.com/office/2006/metadata/contentType"/>
@@ -10628,4 +10619,12 @@
     <ds:schemaRef ds:uri="http://schemas.microsoft.com/internal/obd"/>
   </ds:schemaRefs>
 </ds:datastoreItem>
+</file>
+
+<file path=customXml/itemProps4.xml><?xml version="1.0" encoding="utf-8"?>
+<ds:datastoreItem xmlns:ds="http://schemas.openxmlformats.org/officeDocument/2006/customXml" ds:itemID="{DD8E238A-7598-41DC-BFE7-4E68495022CC}">
+  <ds:schemaRefs>
+    <ds:schemaRef ds:uri="http://schemas.openxmlformats.org/officeDocument/2006/bibliography"/>
+  </ds:schemaRefs>
+</ds:datastoreItem>
 </file>